--- a/zaini_case_audit_output/outputs/word/documents/161_الشكوى (وورد).docx
+++ b/zaini_case_audit_output/outputs/word/documents/161_الشكوى (وورد).docx
@@ -53,6 +53,20 @@
         <w:t>[مخرج آلي / Script Output - سماوي]  [مخرج آلي يحتاج مراجعة بشرية - وردي]</w:t>
       </w:r>
     </w:p>
+    <w:p>
+      <w:pPr>
+        <w:jc w:val="right"/>
+        <w:bidi/>
+      </w:pPr>
+      <w:r>
+        <w:rPr>
+          <w:b w:val="0"/>
+          <w:i/>
+          <w:color w:val="C00000"/>
+        </w:rPr>
+        <w:t>[نص ممسوح OCR صُحِّح ترتيبه آلياً — قد يحتوي أخطاء طفيفة]</w:t>
+      </w:r>
+    </w:p>
     <w:p/>
     <w:p>
       <w:pPr>
@@ -77,7 +91,7 @@
           <w:b w:val="0"/>
           <w:i w:val="0"/>
         </w:rPr>
-        <w:t>سيدي صاحب السمو الملكي الأمير/ محمد بن سلمان بن عبد العزيز حفظه الله</w:t>
+        <w:t>هللا هظفح زيزعلا دبع نب ناملس نب دمحم /ريمألا يكلملا ومسلا بحاص يديس</w:t>
       </w:r>
     </w:p>
     <w:p>
@@ -90,7 +104,7 @@
           <w:b w:val="0"/>
           <w:i w:val="0"/>
         </w:rPr>
-        <w:t>ولي العهد رئيس مجلس الوزراء</w:t>
+        <w:t>ءارزولا سلجم سيئر دهعلا يلو</w:t>
       </w:r>
     </w:p>
     <w:p>
@@ -389,7 +403,7 @@
           <w:b w:val="0"/>
           <w:i w:val="0"/>
         </w:rPr>
-        <w:t>ألتمس من سموكم الكريم: التوجيه بإحالة خطابي هذا للمحكمة العليا لدراسته وتحويل ملف القضية كاملاً لدائرة استئناف أخرى لما شاب الحكم من مخالفات شرعية،وتوجيه المحكمة العليا باتخاذ قرارها بوقف تنفيذ الحكم وإلغاء كافة آثاره ورفع إيقاف الخدمات عني لحين إعادة الفصل في القضية.</w:t>
+        <w:t>.ةيضقلا يف لصفلا ةداعإ نيحل ينع تامدخلا فاقيإ عفرو هراثآ ةفاك ءاغلإو مكحلا ذيفنت فقوب اهرارق ذاختاب ايلعلا ةمكحملا هيجوتو،ةيعرش تافلاخم نم مكحلا باش امل ىرخأ فانئتسا ةرئادل ًالماك ةيضقلا فلم ليوحتو هتساردل ايلعلا ةمكحملل اذه يباطخ ةلاحإب هيجوتلا :ميركلا مكومس نم سمتلأ</w:t>
       </w:r>
     </w:p>
     <w:p>

--- a/zaini_case_audit_output/outputs/word/documents/161_الشكوى (وورد).docx
+++ b/zaini_case_audit_output/outputs/word/documents/161_الشكوى (وورد).docx
@@ -403,7 +403,7 @@
           <w:b w:val="0"/>
           <w:i w:val="0"/>
         </w:rPr>
-        <w:t>.ةيضقلا يف لصفلا ةداعإ نيحل ينع تامدخلا فاقيإ عفرو هراثآ ةفاك ءاغلإو مكحلا ذيفنت فقوب اهرارق ذاختاب ايلعلا ةمكحملا هيجوتو،ةيعرش تافلاخم نم مكحلا باش امل ىرخأ فانئتسا ةرئادل ًالماك ةيضقلا فلم ليوحتو هتساردل ايلعلا ةمكحملل اذه يباطخ ةلاحإب هيجوتلا :ميركلا مكومس نم سمتلأ</w:t>
+        <w:t>ألتمس من سموكم الكريم: التوجيه بإحالة خطابي هذا للمحكمة العليا لدراسته وتحويل ملف القضية كاملاً لدائرة استئناف أخرى لما شاب الحكم من مخالفات شرعية،وتوجيه المحكمة العليا باتخاذ قرارها بوقف تنفيذ الحكم وإلغاء كافة آثاره ورفع إيقاف الخدمات عني لحين إعادة الفصل في القضية.</w:t>
       </w:r>
     </w:p>
     <w:p>

--- a/zaini_case_audit_output/outputs/word/documents/161_الشكوى (وورد).docx
+++ b/zaini_case_audit_output/outputs/word/documents/161_الشكوى (وورد).docx
@@ -70,14 +70,13 @@
     <w:p/>
     <w:p>
       <w:pPr>
+        <w:pStyle w:val="Heading2"/>
         <w:jc w:val="right"/>
         <w:bidi/>
       </w:pPr>
       <w:r>
-        <w:rPr>
-          <w:b w:val="0"/>
-          <w:i w:val="0"/>
-        </w:rPr>
+        <w:t>[المتن الفعلي: الوقائع / الأسباب / المنطوق] ===</w:t>
+        <w:br/>
         <w:t>التاريخ: 17/11 /1445هـ</w:t>
       </w:r>
     </w:p>
@@ -96,27 +95,25 @@
     </w:p>
     <w:p>
       <w:pPr>
+        <w:pStyle w:val="Heading2"/>
         <w:jc w:val="right"/>
         <w:bidi/>
       </w:pPr>
       <w:r>
-        <w:rPr>
-          <w:b w:val="0"/>
-          <w:i w:val="0"/>
-        </w:rPr>
-        <w:t>ءارزولا سلجم سيئر دهعلا يلو</w:t>
+        <w:t>[المُرسَل إليه / المخاطَب والتحية] ===</w:t>
+        <w:br/>
+        <w:t>ولي العهد رئيس مجلس الوزراء</w:t>
       </w:r>
     </w:p>
     <w:p>
       <w:pPr>
+        <w:pStyle w:val="Heading2"/>
         <w:jc w:val="right"/>
         <w:bidi/>
       </w:pPr>
       <w:r>
-        <w:rPr>
-          <w:b w:val="0"/>
-          <w:i w:val="0"/>
-        </w:rPr>
+        <w:t>[المتن الفعلي: الوقائع / الأسباب / المنطوق] ===</w:t>
+        <w:br/>
         <w:t>الســـلام عليكم ورحمة الله وبركاتــــه، وبعد:</w:t>
       </w:r>
     </w:p>
@@ -304,14 +301,13 @@
     </w:p>
     <w:p>
       <w:pPr>
+        <w:pStyle w:val="Heading2"/>
         <w:jc w:val="right"/>
         <w:bidi/>
       </w:pPr>
       <w:r>
-        <w:rPr>
-          <w:b w:val="0"/>
-          <w:i w:val="0"/>
-        </w:rPr>
+        <w:t>[الطلبات / المرفقات] ===</w:t>
+        <w:br/>
         <w:t>1-مستندات السداد: قدمت بمرفقات الالتماس مستندات مصرفية كدليل قاطع على قيام المشتري بسداد ديون على المورث من واقع شيكات وحوالات بنكية جميعها صادرة بتاريخ لاحق على بيع الحصص، وتقترب من ( 50 مليون ريال). ومستندات أخرى تفيد تحمل المشتري (المدعى عليه) نفقات معيشة المورث ونقات علاج ومصاريف طبية وجميعها لاحقة على تاريخ البيع وحتى وفاة المورث لمدة 7 سنوات كاملة بما يجاوز (12 مليون ريال)، وهو ما يتفق مع البند خامساً من عقد البيع.</w:t>
       </w:r>
     </w:p>
@@ -343,14 +339,13 @@
     </w:p>
     <w:p>
       <w:pPr>
+        <w:pStyle w:val="Heading2"/>
         <w:jc w:val="right"/>
         <w:bidi/>
       </w:pPr>
       <w:r>
-        <w:rPr>
-          <w:b w:val="0"/>
-          <w:i w:val="0"/>
-        </w:rPr>
+        <w:t>[المتن الفعلي: الوقائع / الأسباب / المنطوق] ===</w:t>
+        <w:br/>
         <w:t>ورغم تحقق موجب قبول التماس إعادة النظر، إلا أن محكمة الاستئناف رفضت الالتماس شكلاً، وتناقضت في حكمها بالقول بأن عليّ أن أقيم دعوى للمطالبة بما سددته من ديون على الوالد (بائع الحصة).</w:t>
       </w:r>
     </w:p>
@@ -382,14 +377,13 @@
     </w:p>
     <w:p>
       <w:pPr>
+        <w:pStyle w:val="Heading2"/>
         <w:jc w:val="right"/>
         <w:bidi/>
       </w:pPr>
       <w:r>
-        <w:rPr>
-          <w:b w:val="0"/>
-          <w:i w:val="0"/>
-        </w:rPr>
+        <w:t>[الطلبات / المرفقات] ===</w:t>
+        <w:br/>
         <w:t>بناء على ما سبق</w:t>
       </w:r>
     </w:p>
@@ -408,79 +402,73 @@
     </w:p>
     <w:p>
       <w:pPr>
+        <w:pStyle w:val="Heading2"/>
         <w:jc w:val="right"/>
         <w:bidi/>
       </w:pPr>
       <w:r>
-        <w:rPr>
-          <w:b w:val="0"/>
-          <w:i w:val="0"/>
-        </w:rPr>
+        <w:t>[المتن الفعلي: الوقائع / الأسباب / المنطوق] ===</w:t>
+        <w:br/>
         <w:t>والله يحفظكم ويرعاكم ،،</w:t>
       </w:r>
     </w:p>
     <w:p>
       <w:pPr>
+        <w:pStyle w:val="Heading2"/>
         <w:jc w:val="right"/>
         <w:bidi/>
       </w:pPr>
       <w:r>
-        <w:rPr>
-          <w:b w:val="0"/>
-          <w:i w:val="0"/>
-        </w:rPr>
+        <w:t>[الطلبات / المرفقات] ===</w:t>
+        <w:br/>
         <w:t>مقدمه/ أسامة أحمد عباس زيني</w:t>
       </w:r>
     </w:p>
     <w:p>
       <w:pPr>
+        <w:pStyle w:val="Heading2"/>
         <w:jc w:val="right"/>
         <w:bidi/>
       </w:pPr>
       <w:r>
-        <w:rPr>
-          <w:b w:val="0"/>
-          <w:i w:val="0"/>
-        </w:rPr>
+        <w:t>[بيانات الأطراف: المدعي / المدعى عليه / الحاضرون] ===</w:t>
+        <w:br/>
         <w:t>هوية وطنية رقم: (1008017301)</w:t>
       </w:r>
     </w:p>
     <w:p>
       <w:pPr>
+        <w:pStyle w:val="Heading2"/>
         <w:jc w:val="right"/>
         <w:bidi/>
       </w:pPr>
       <w:r>
-        <w:rPr>
-          <w:b w:val="0"/>
-          <w:i w:val="0"/>
-        </w:rPr>
+        <w:t>[ترويسة / كليشة رسمية — معلومات متكررة] ===</w:t>
+        <w:br/>
         <w:t>جوال رقم : 0556355663</w:t>
       </w:r>
     </w:p>
     <w:p>
       <w:pPr>
+        <w:pStyle w:val="Heading2"/>
         <w:jc w:val="right"/>
         <w:bidi/>
       </w:pPr>
       <w:r>
-        <w:rPr>
-          <w:b w:val="0"/>
-          <w:i w:val="0"/>
-        </w:rPr>
+        <w:t>[الطلبات / المرفقات] ===</w:t>
+        <w:br/>
         <w:t>المرفقات:</w:t>
       </w:r>
     </w:p>
     <w:p>
       <w:pPr>
+        <w:pStyle w:val="Heading2"/>
         <w:jc w:val="right"/>
         <w:bidi/>
       </w:pPr>
       <w:r>
-        <w:rPr>
-          <w:b w:val="0"/>
-          <w:i w:val="0"/>
-        </w:rPr>
+        <w:t>[المتن الفعلي: الوقائع / الأسباب / المنطوق] ===</w:t>
+        <w:br/>
         <w:t>1- صورة عقد بيع حصة المورث بمبلغ 120 مليون.</w:t>
       </w:r>
     </w:p>
@@ -499,27 +487,25 @@
     </w:p>
     <w:p>
       <w:pPr>
+        <w:pStyle w:val="Heading2"/>
         <w:jc w:val="right"/>
         <w:bidi/>
       </w:pPr>
       <w:r>
-        <w:rPr>
-          <w:b w:val="0"/>
-          <w:i w:val="0"/>
-        </w:rPr>
+        <w:t>[الطلبات / المرفقات] ===</w:t>
+        <w:br/>
         <w:t>2- صورة من قرار الشركاء بما يفيد تنازل المورث عن حصته بالقيمة الاسمية وموقع من عدنان.</w:t>
       </w:r>
     </w:p>
     <w:p>
       <w:pPr>
+        <w:pStyle w:val="Heading2"/>
         <w:jc w:val="right"/>
         <w:bidi/>
       </w:pPr>
       <w:r>
-        <w:rPr>
-          <w:b w:val="0"/>
-          <w:i w:val="0"/>
-        </w:rPr>
+        <w:t>[المتن الفعلي: الوقائع / الأسباب / المنطوق] ===</w:t>
+        <w:br/>
         <w:t>3- صورة شيك بمبلغ 450 ألف ريال، وصور شيكات أخرى بمبلغ 6مليون سداد ديون.</w:t>
       </w:r>
     </w:p>
@@ -577,14 +563,13 @@
     </w:p>
     <w:p>
       <w:pPr>
+        <w:pStyle w:val="Heading2"/>
         <w:jc w:val="right"/>
         <w:bidi/>
       </w:pPr>
       <w:r>
-        <w:rPr>
-          <w:b w:val="0"/>
-          <w:i w:val="0"/>
-        </w:rPr>
+        <w:t>[ترويسة / كليشة رسمية — معلومات متكررة] ===</w:t>
+        <w:br/>
         <w:t>ص.ب17956 جدة 21494 P.O.Box 17956 Jeddah 21494</w:t>
       </w:r>
     </w:p>

--- a/zaini_case_audit_output/outputs/word/documents/161_الشكوى (وورد).docx
+++ b/zaini_case_audit_output/outputs/word/documents/161_الشكوى (وورد).docx
@@ -53,20 +53,6 @@
         <w:t>[مخرج آلي / Script Output - سماوي]  [مخرج آلي يحتاج مراجعة بشرية - وردي]</w:t>
       </w:r>
     </w:p>
-    <w:p>
-      <w:pPr>
-        <w:jc w:val="right"/>
-        <w:bidi/>
-      </w:pPr>
-      <w:r>
-        <w:rPr>
-          <w:b w:val="0"/>
-          <w:i/>
-          <w:color w:val="C00000"/>
-        </w:rPr>
-        <w:t>[نص ممسوح OCR صُحِّح ترتيبه آلياً — قد يحتوي أخطاء طفيفة]</w:t>
-      </w:r>
-    </w:p>
     <w:p/>
     <w:p>
       <w:pPr>
@@ -82,6 +68,18 @@
     </w:p>
     <w:p>
       <w:pPr>
+        <w:pStyle w:val="Heading2"/>
+        <w:jc w:val="right"/>
+        <w:bidi/>
+      </w:pPr>
+      <w:r>
+        <w:t>[المُرسَل إليه / المخاطَب والتحية] ===</w:t>
+        <w:br/>
+        <w:t>سيدي صاحب السمو الملكي الأمير/ محمد بن سلمان بن عبد العزيز حفظه الله</w:t>
+      </w:r>
+    </w:p>
+    <w:p>
+      <w:pPr>
         <w:jc w:val="right"/>
         <w:bidi/>
       </w:pPr>
@@ -90,18 +88,6 @@
           <w:b w:val="0"/>
           <w:i w:val="0"/>
         </w:rPr>
-        <w:t>هللا هظفح زيزعلا دبع نب ناملس نب دمحم /ريمألا يكلملا ومسلا بحاص يديس</w:t>
-      </w:r>
-    </w:p>
-    <w:p>
-      <w:pPr>
-        <w:pStyle w:val="Heading2"/>
-        <w:jc w:val="right"/>
-        <w:bidi/>
-      </w:pPr>
-      <w:r>
-        <w:t>[المُرسَل إليه / المخاطَب والتحية] ===</w:t>
-        <w:br/>
         <w:t>ولي العهد رئيس مجلس الوزراء</w:t>
       </w:r>
     </w:p>
